--- a/clients/technijian-ind/me_ec/reports/Technijian-India - ME EC Patch Activity - 2026-01.docx
+++ b/clients/technijian-ind/me_ec/reports/Technijian-India - ME EC Patch Activity - 2026-01.docx
@@ -367,99 +367,7 @@
                 <w:color w:val="59595B"/>
                 <w:sz w:val="20"/>
               </w:rPr>
-              <w:t>Patches installed</w:t>
-            </w:r>
-          </w:p>
-        </w:tc>
-        <w:tc>
-          <w:tcPr>
-            <w:tcW w:type="dxa" w:w="2340"/>
-            <w:shd w:val="clear" w:color="auto" w:fill="F8F9FA"/>
-            <w:tcBorders>
-              <w:top w:val="nil"/>
-              <w:left w:val="nil"/>
-              <w:bottom w:val="nil"/>
-              <w:right w:val="nil"/>
-              <w:insideH w:val="nil"/>
-              <w:insideV w:val="nil"/>
-            </w:tcBorders>
-          </w:tcPr>
-          <w:p>
-            <w:pPr>
-              <w:spacing w:before="240" w:after="0"/>
-              <w:jc w:val="center"/>
-            </w:pPr>
-            <w:r>
-              <w:rPr>
-                <w:rFonts w:ascii="Open Sans" w:hAnsi="Open Sans"/>
-                <w:b/>
-                <w:i w:val="0"/>
-                <w:color w:val="28A745"/>
-                <w:sz w:val="48"/>
-              </w:rPr>
-              <w:t>0</w:t>
-            </w:r>
-          </w:p>
-          <w:p>
-            <w:pPr>
-              <w:spacing w:before="0" w:after="240"/>
-              <w:jc w:val="center"/>
-            </w:pPr>
-            <w:r>
-              <w:rPr>
-                <w:rFonts w:ascii="Open Sans" w:hAnsi="Open Sans"/>
-                <w:b w:val="0"/>
-                <w:i w:val="0"/>
-                <w:color w:val="59595B"/>
-                <w:sz w:val="20"/>
-              </w:rPr>
-              <w:t>Succeeded</w:t>
-            </w:r>
-          </w:p>
-        </w:tc>
-        <w:tc>
-          <w:tcPr>
-            <w:tcW w:type="dxa" w:w="2340"/>
-            <w:shd w:val="clear" w:color="auto" w:fill="F8F9FA"/>
-            <w:tcBorders>
-              <w:top w:val="nil"/>
-              <w:left w:val="nil"/>
-              <w:bottom w:val="nil"/>
-              <w:right w:val="nil"/>
-              <w:insideH w:val="nil"/>
-              <w:insideV w:val="nil"/>
-            </w:tcBorders>
-          </w:tcPr>
-          <w:p>
-            <w:pPr>
-              <w:spacing w:before="240" w:after="0"/>
-              <w:jc w:val="center"/>
-            </w:pPr>
-            <w:r>
-              <w:rPr>
-                <w:rFonts w:ascii="Open Sans" w:hAnsi="Open Sans"/>
-                <w:b/>
-                <w:i w:val="0"/>
-                <w:color w:val="59595B"/>
-                <w:sz w:val="48"/>
-              </w:rPr>
-              <w:t>0</w:t>
-            </w:r>
-          </w:p>
-          <w:p>
-            <w:pPr>
-              <w:spacing w:before="0" w:after="240"/>
-              <w:jc w:val="center"/>
-            </w:pPr>
-            <w:r>
-              <w:rPr>
-                <w:rFonts w:ascii="Open Sans" w:hAnsi="Open Sans"/>
-                <w:b w:val="0"/>
-                <w:i w:val="0"/>
-                <w:color w:val="59595B"/>
-                <w:sz w:val="20"/>
-              </w:rPr>
-              <w:t>Errored</w:t>
+              <w:t>Patches deployed</w:t>
             </w:r>
           </w:p>
         </w:tc>
@@ -509,6 +417,98 @@
             </w:r>
           </w:p>
         </w:tc>
+        <w:tc>
+          <w:tcPr>
+            <w:tcW w:type="dxa" w:w="2340"/>
+            <w:shd w:val="clear" w:color="auto" w:fill="F8F9FA"/>
+            <w:tcBorders>
+              <w:top w:val="nil"/>
+              <w:left w:val="nil"/>
+              <w:bottom w:val="nil"/>
+              <w:right w:val="nil"/>
+              <w:insideH w:val="nil"/>
+              <w:insideV w:val="nil"/>
+            </w:tcBorders>
+          </w:tcPr>
+          <w:p>
+            <w:pPr>
+              <w:spacing w:before="240" w:after="0"/>
+              <w:jc w:val="center"/>
+            </w:pPr>
+            <w:r>
+              <w:rPr>
+                <w:rFonts w:ascii="Open Sans" w:hAnsi="Open Sans"/>
+                <w:b/>
+                <w:i w:val="0"/>
+                <w:color w:val="F67D4B"/>
+                <w:sz w:val="48"/>
+              </w:rPr>
+              <w:t>0</w:t>
+            </w:r>
+          </w:p>
+          <w:p>
+            <w:pPr>
+              <w:spacing w:before="0" w:after="240"/>
+              <w:jc w:val="center"/>
+            </w:pPr>
+            <w:r>
+              <w:rPr>
+                <w:rFonts w:ascii="Open Sans" w:hAnsi="Open Sans"/>
+                <w:b w:val="0"/>
+                <w:i w:val="0"/>
+                <w:color w:val="59595B"/>
+                <w:sz w:val="20"/>
+              </w:rPr>
+              <w:t>Critical patches deployed</w:t>
+            </w:r>
+          </w:p>
+        </w:tc>
+        <w:tc>
+          <w:tcPr>
+            <w:tcW w:type="dxa" w:w="2340"/>
+            <w:shd w:val="clear" w:color="auto" w:fill="F8F9FA"/>
+            <w:tcBorders>
+              <w:top w:val="nil"/>
+              <w:left w:val="nil"/>
+              <w:bottom w:val="nil"/>
+              <w:right w:val="nil"/>
+              <w:insideH w:val="nil"/>
+              <w:insideV w:val="nil"/>
+            </w:tcBorders>
+          </w:tcPr>
+          <w:p>
+            <w:pPr>
+              <w:spacing w:before="240" w:after="0"/>
+              <w:jc w:val="center"/>
+            </w:pPr>
+            <w:r>
+              <w:rPr>
+                <w:rFonts w:ascii="Open Sans" w:hAnsi="Open Sans"/>
+                <w:b/>
+                <w:i w:val="0"/>
+                <w:color w:val="28A745"/>
+                <w:sz w:val="48"/>
+              </w:rPr>
+              <w:t>0</w:t>
+            </w:r>
+          </w:p>
+          <w:p>
+            <w:pPr>
+              <w:spacing w:before="0" w:after="240"/>
+              <w:jc w:val="center"/>
+            </w:pPr>
+            <w:r>
+              <w:rPr>
+                <w:rFonts w:ascii="Open Sans" w:hAnsi="Open Sans"/>
+                <w:b w:val="0"/>
+                <w:i w:val="0"/>
+                <w:color w:val="59595B"/>
+                <w:sz w:val="20"/>
+              </w:rPr>
+              <w:t>Hands-on remediations</w:t>
+            </w:r>
+          </w:p>
+        </w:tc>
       </w:tr>
     </w:tbl>
     <w:tbl>
@@ -543,7 +543,7 @@
                 <w:color w:val="1A1A2E"/>
                 <w:sz w:val="22"/>
               </w:rPr>
-              <w:t>No patches were installed for Technijian-India during January 2026. This may be expected (small fleet, no relevant patches released this month, or the patch deployment task was suspended). See the Patch Window section below for the client's configured schedule.</w:t>
+              <w:t>There were no patches scheduled for deployment to Technijian-India endpoints during January 2026. This is expected for months with light vendor release activity. The patch scanning and deployment infrastructure remained operational throughout the period; the next scheduled window will deploy any newly-released patches that apply to your fleet.</w:t>
             </w:r>
           </w:p>
         </w:tc>
@@ -1220,7 +1220,7 @@
                 <w:color w:val="006DB6"/>
                 <w:sz w:val="28"/>
               </w:rPr>
-              <w:t xml:space="preserve">  Patches Installed</w:t>
+              <w:t xml:space="preserve">  Automated Patch Deployments</w:t>
             </w:r>
           </w:p>
         </w:tc>
@@ -1238,7 +1238,7 @@
           <w:color w:val="59595B"/>
           <w:sz w:val="22"/>
         </w:rPr>
-        <w:t>No patches installed this month.</w:t>
+        <w:t>No patches were released by vendors that applied to this client's endpoints during this month. The automated patch scanning ran on schedule throughout the period.</w:t>
       </w:r>
     </w:p>
     <w:tbl>
@@ -1291,7 +1291,7 @@
                 <w:color w:val="006DB6"/>
                 <w:sz w:val="28"/>
               </w:rPr>
-              <w:t xml:space="preserve">  Failed Installs</w:t>
+              <w:t xml:space="preserve">  Manual Installations by Technijian</w:t>
             </w:r>
           </w:p>
         </w:tc>
@@ -1329,12 +1329,202 @@
                 <w:color w:val="1A1A2E"/>
                 <w:sz w:val="22"/>
               </w:rPr>
-              <w:t>No patch installs failed this month. All deployments completed without an error code.</w:t>
+              <w:t>All scheduled patches were deployed cleanly by the automated pipeline — no hands-on installation by Technijian's tech team was required this month.</w:t>
             </w:r>
           </w:p>
         </w:tc>
       </w:tr>
     </w:tbl>
+    <w:tbl>
+      <w:tblPr>
+        <w:tblW w:type="auto" w:w="0"/>
+        <w:tblLayout w:type="fixed"/>
+        <w:tblLook w:firstColumn="1" w:firstRow="1" w:lastColumn="0" w:lastRow="0" w:noHBand="0" w:noVBand="1" w:val="04A0"/>
+      </w:tblPr>
+      <w:tblGrid>
+        <w:gridCol w:w="94"/>
+        <w:gridCol w:w="8976"/>
+      </w:tblGrid>
+      <w:tr>
+        <w:tc>
+          <w:tcPr>
+            <w:tcW w:type="dxa" w:w="94"/>
+            <w:shd w:val="clear" w:color="auto" w:fill="006DB6"/>
+            <w:tcBorders>
+              <w:top w:val="nil"/>
+              <w:left w:val="nil"/>
+              <w:bottom w:val="nil"/>
+              <w:right w:val="nil"/>
+              <w:insideH w:val="nil"/>
+              <w:insideV w:val="nil"/>
+            </w:tcBorders>
+          </w:tcPr>
+          <w:p/>
+        </w:tc>
+        <w:tc>
+          <w:tcPr>
+            <w:tcW w:type="dxa" w:w="8976"/>
+            <w:tcBorders>
+              <w:top w:val="nil"/>
+              <w:left w:val="nil"/>
+              <w:bottom w:val="nil"/>
+              <w:right w:val="nil"/>
+              <w:insideH w:val="nil"/>
+              <w:insideV w:val="nil"/>
+            </w:tcBorders>
+          </w:tcPr>
+          <w:p>
+            <w:pPr>
+              <w:spacing w:before="80" w:after="80"/>
+            </w:pPr>
+            <w:r>
+              <w:rPr>
+                <w:rFonts w:ascii="Open Sans" w:hAnsi="Open Sans"/>
+                <w:b/>
+                <w:i w:val="0"/>
+                <w:color w:val="006DB6"/>
+                <w:sz w:val="28"/>
+              </w:rPr>
+              <w:t xml:space="preserve">  What Technijian Did For You</w:t>
+            </w:r>
+          </w:p>
+        </w:tc>
+      </w:tr>
+    </w:tbl>
+    <w:p>
+      <w:pPr>
+        <w:pStyle w:val="ListBullet"/>
+        <w:spacing w:after="80"/>
+      </w:pPr>
+      <w:r>
+        <w:rPr>
+          <w:rFonts w:ascii="Open Sans" w:hAnsi="Open Sans"/>
+          <w:b/>
+          <w:i w:val="0"/>
+          <w:color w:val="1A1A2E"/>
+          <w:sz w:val="22"/>
+        </w:rPr>
+        <w:t xml:space="preserve">Maintained the scheduled patch window: </w:t>
+      </w:r>
+      <w:r>
+        <w:rPr>
+          <w:rFonts w:ascii="Open Sans" w:hAnsi="Open Sans"/>
+          <w:b w:val="0"/>
+          <w:i w:val="0"/>
+          <w:color w:val="59595B"/>
+          <w:sz w:val="22"/>
+        </w:rPr>
+        <w:t>20:59-02:00 on Sat,Sun (every week). Endpoints powered on during the window received their patches with no user interaction required.</w:t>
+      </w:r>
+    </w:p>
+    <w:p>
+      <w:pPr>
+        <w:pStyle w:val="ListBullet"/>
+        <w:spacing w:after="80"/>
+      </w:pPr>
+      <w:r>
+        <w:rPr>
+          <w:rFonts w:ascii="Open Sans" w:hAnsi="Open Sans"/>
+          <w:b/>
+          <w:i w:val="0"/>
+          <w:color w:val="1A1A2E"/>
+          <w:sz w:val="22"/>
+        </w:rPr>
+        <w:t xml:space="preserve">Monitored the patch infrastructure 24×7: </w:t>
+      </w:r>
+      <w:r>
+        <w:rPr>
+          <w:rFonts w:ascii="Open Sans" w:hAnsi="Open Sans"/>
+          <w:b w:val="0"/>
+          <w:i w:val="0"/>
+          <w:color w:val="59595B"/>
+          <w:sz w:val="22"/>
+        </w:rPr>
+        <w:t>patch scan health, deployment status, distribution server connectivity, and endpoint check-in were all under continuous monitoring throughout the month.</w:t>
+      </w:r>
+    </w:p>
+    <w:tbl>
+      <w:tblPr>
+        <w:tblW w:type="auto" w:w="0"/>
+        <w:tblLayout w:type="fixed"/>
+        <w:tblLook w:firstColumn="1" w:firstRow="1" w:lastColumn="0" w:lastRow="0" w:noHBand="0" w:noVBand="1" w:val="04A0"/>
+      </w:tblPr>
+      <w:tblGrid>
+        <w:gridCol w:w="94"/>
+        <w:gridCol w:w="8976"/>
+      </w:tblGrid>
+      <w:tr>
+        <w:tc>
+          <w:tcPr>
+            <w:tcW w:type="dxa" w:w="94"/>
+            <w:shd w:val="clear" w:color="auto" w:fill="006DB6"/>
+            <w:tcBorders>
+              <w:top w:val="nil"/>
+              <w:left w:val="nil"/>
+              <w:bottom w:val="nil"/>
+              <w:right w:val="nil"/>
+              <w:insideH w:val="nil"/>
+              <w:insideV w:val="nil"/>
+            </w:tcBorders>
+          </w:tcPr>
+          <w:p/>
+        </w:tc>
+        <w:tc>
+          <w:tcPr>
+            <w:tcW w:type="dxa" w:w="8976"/>
+            <w:tcBorders>
+              <w:top w:val="nil"/>
+              <w:left w:val="nil"/>
+              <w:bottom w:val="nil"/>
+              <w:right w:val="nil"/>
+              <w:insideH w:val="nil"/>
+              <w:insideV w:val="nil"/>
+            </w:tcBorders>
+          </w:tcPr>
+          <w:p>
+            <w:pPr>
+              <w:spacing w:before="80" w:after="80"/>
+            </w:pPr>
+            <w:r>
+              <w:rPr>
+                <w:rFonts w:ascii="Open Sans" w:hAnsi="Open Sans"/>
+                <w:b/>
+                <w:i w:val="0"/>
+                <w:color w:val="006DB6"/>
+                <w:sz w:val="28"/>
+              </w:rPr>
+              <w:t xml:space="preserve">  Recommendations</w:t>
+            </w:r>
+          </w:p>
+        </w:tc>
+      </w:tr>
+    </w:tbl>
+    <w:p>
+      <w:pPr>
+        <w:pStyle w:val="ListBullet"/>
+        <w:spacing w:after="80"/>
+      </w:pPr>
+      <w:r>
+        <w:rPr>
+          <w:rFonts w:ascii="Open Sans" w:hAnsi="Open Sans"/>
+          <w:b/>
+          <w:i w:val="0"/>
+          <w:color w:val="1A1A2E"/>
+          <w:sz w:val="22"/>
+        </w:rPr>
+        <w:t xml:space="preserve">Stay the course: </w:t>
+      </w:r>
+      <w:r>
+        <w:rPr>
+          <w:rFonts w:ascii="Open Sans" w:hAnsi="Open Sans"/>
+          <w:b w:val="0"/>
+          <w:i w:val="0"/>
+          <w:color w:val="59595B"/>
+          <w:sz w:val="22"/>
+        </w:rPr>
+        <w:t>your patch deployment infrastructure is healthy, the schedule is being honored, and endpoint coverage is complete. No action items this month.</w:t>
+      </w:r>
+    </w:p>
     <w:tbl>
       <w:tblPr>
         <w:tblW w:type="auto" w:w="0"/>
@@ -1418,7 +1608,7 @@
           <w:color w:val="59595B"/>
           <w:sz w:val="22"/>
         </w:rPr>
-        <w:t>Report generated 2026-05-02 17:37 for client 'Technijian-India' covering January 2026 (installations between the 1st and last day of the month, UTC).</w:t>
+        <w:t>Report generated 2026-05-02 18:08 for client 'Technijian-India' covering January 2026 (installations between the 1st and last day of the month, UTC).</w:t>
       </w:r>
     </w:p>
     <w:p>
@@ -1433,7 +1623,7 @@
           <w:color w:val="59595B"/>
           <w:sz w:val="22"/>
         </w:rPr>
-        <w:t>For questions about any item in this report, or to request a different reporting cadence, contact your Technijian account manager or open a ticket via the Client Portal.</w:t>
+        <w:t>For questions about any item in this report, or to request a different reporting cadence, email support@technijian.com.</w:t>
       </w:r>
     </w:p>
     <w:sectPr>

--- a/clients/technijian-ind/me_ec/reports/Technijian-India - ME EC Patch Activity - 2026-01.docx
+++ b/clients/technijian-ind/me_ec/reports/Technijian-India - ME EC Patch Activity - 2026-01.docx
@@ -1385,6 +1385,77 @@
                 <w:color w:val="006DB6"/>
                 <w:sz w:val="28"/>
               </w:rPr>
+              <w:t xml:space="preserve">  Year-to-Date Patch Coverage</w:t>
+            </w:r>
+          </w:p>
+        </w:tc>
+      </w:tr>
+    </w:tbl>
+    <w:p>
+      <w:pPr>
+        <w:spacing w:after="160"/>
+      </w:pPr>
+      <w:r>
+        <w:rPr>
+          <w:rFonts w:ascii="Open Sans" w:hAnsi="Open Sans"/>
+          <w:b w:val="0"/>
+          <w:i w:val="0"/>
+          <w:color w:val="59595B"/>
+          <w:sz w:val="22"/>
+        </w:rPr>
+        <w:t>Year-to-date totals will populate as automated patch deployments accumulate during the year.</w:t>
+      </w:r>
+    </w:p>
+    <w:tbl>
+      <w:tblPr>
+        <w:tblW w:type="auto" w:w="0"/>
+        <w:tblLayout w:type="fixed"/>
+        <w:tblLook w:firstColumn="1" w:firstRow="1" w:lastColumn="0" w:lastRow="0" w:noHBand="0" w:noVBand="1" w:val="04A0"/>
+      </w:tblPr>
+      <w:tblGrid>
+        <w:gridCol w:w="94"/>
+        <w:gridCol w:w="8976"/>
+      </w:tblGrid>
+      <w:tr>
+        <w:tc>
+          <w:tcPr>
+            <w:tcW w:type="dxa" w:w="94"/>
+            <w:shd w:val="clear" w:color="auto" w:fill="006DB6"/>
+            <w:tcBorders>
+              <w:top w:val="nil"/>
+              <w:left w:val="nil"/>
+              <w:bottom w:val="nil"/>
+              <w:right w:val="nil"/>
+              <w:insideH w:val="nil"/>
+              <w:insideV w:val="nil"/>
+            </w:tcBorders>
+          </w:tcPr>
+          <w:p/>
+        </w:tc>
+        <w:tc>
+          <w:tcPr>
+            <w:tcW w:type="dxa" w:w="8976"/>
+            <w:tcBorders>
+              <w:top w:val="nil"/>
+              <w:left w:val="nil"/>
+              <w:bottom w:val="nil"/>
+              <w:right w:val="nil"/>
+              <w:insideH w:val="nil"/>
+              <w:insideV w:val="nil"/>
+            </w:tcBorders>
+          </w:tcPr>
+          <w:p>
+            <w:pPr>
+              <w:spacing w:before="80" w:after="80"/>
+            </w:pPr>
+            <w:r>
+              <w:rPr>
+                <w:rFonts w:ascii="Open Sans" w:hAnsi="Open Sans"/>
+                <w:b/>
+                <w:i w:val="0"/>
+                <w:color w:val="006DB6"/>
+                <w:sz w:val="28"/>
+              </w:rPr>
               <w:t xml:space="preserve">  What Technijian Did For You</w:t>
             </w:r>
           </w:p>
@@ -1441,6 +1512,77 @@
           <w:sz w:val="22"/>
         </w:rPr>
         <w:t>patch scan health, deployment status, distribution server connectivity, and endpoint check-in were all under continuous monitoring throughout the month.</w:t>
+      </w:r>
+    </w:p>
+    <w:tbl>
+      <w:tblPr>
+        <w:tblW w:type="auto" w:w="0"/>
+        <w:tblLayout w:type="fixed"/>
+        <w:tblLook w:firstColumn="1" w:firstRow="1" w:lastColumn="0" w:lastRow="0" w:noHBand="0" w:noVBand="1" w:val="04A0"/>
+      </w:tblPr>
+      <w:tblGrid>
+        <w:gridCol w:w="94"/>
+        <w:gridCol w:w="8976"/>
+      </w:tblGrid>
+      <w:tr>
+        <w:tc>
+          <w:tcPr>
+            <w:tcW w:type="dxa" w:w="94"/>
+            <w:shd w:val="clear" w:color="auto" w:fill="006DB6"/>
+            <w:tcBorders>
+              <w:top w:val="nil"/>
+              <w:left w:val="nil"/>
+              <w:bottom w:val="nil"/>
+              <w:right w:val="nil"/>
+              <w:insideH w:val="nil"/>
+              <w:insideV w:val="nil"/>
+            </w:tcBorders>
+          </w:tcPr>
+          <w:p/>
+        </w:tc>
+        <w:tc>
+          <w:tcPr>
+            <w:tcW w:type="dxa" w:w="8976"/>
+            <w:tcBorders>
+              <w:top w:val="nil"/>
+              <w:left w:val="nil"/>
+              <w:bottom w:val="nil"/>
+              <w:right w:val="nil"/>
+              <w:insideH w:val="nil"/>
+              <w:insideV w:val="nil"/>
+            </w:tcBorders>
+          </w:tcPr>
+          <w:p>
+            <w:pPr>
+              <w:spacing w:before="80" w:after="80"/>
+            </w:pPr>
+            <w:r>
+              <w:rPr>
+                <w:rFonts w:ascii="Open Sans" w:hAnsi="Open Sans"/>
+                <w:b/>
+                <w:i w:val="0"/>
+                <w:color w:val="006DB6"/>
+                <w:sz w:val="28"/>
+              </w:rPr>
+              <w:t xml:space="preserve">  Industry News &amp; Vendor Innovations</w:t>
+            </w:r>
+          </w:p>
+        </w:tc>
+      </w:tr>
+    </w:tbl>
+    <w:p>
+      <w:pPr>
+        <w:spacing w:after="160"/>
+      </w:pPr>
+      <w:r>
+        <w:rPr>
+          <w:rFonts w:ascii="Open Sans" w:hAnsi="Open Sans"/>
+          <w:b w:val="0"/>
+          <w:i w:val="0"/>
+          <w:color w:val="59595B"/>
+          <w:sz w:val="22"/>
+        </w:rPr>
+        <w:t>ManageEngine announced no major platform changes this month. Routine detection-content updates and sensor improvements continued to roll out automatically. Technijian tracks ManageEngine's release notes monthly so future updates land in this section as they're published.</w:t>
       </w:r>
     </w:p>
     <w:tbl>
@@ -1608,7 +1750,7 @@
           <w:color w:val="59595B"/>
           <w:sz w:val="22"/>
         </w:rPr>
-        <w:t>Report generated 2026-05-02 18:08 for client 'Technijian-India' covering January 2026 (installations between the 1st and last day of the month, UTC).</w:t>
+        <w:t>Report generated 2026-05-02 19:02 for client 'Technijian-India' covering January 2026 (installations between the 1st and last day of the month, UTC).</w:t>
       </w:r>
     </w:p>
     <w:p>

--- a/clients/technijian-ind/me_ec/reports/Technijian-India - ME EC Patch Activity - 2026-01.docx
+++ b/clients/technijian-ind/me_ec/reports/Technijian-India - ME EC Patch Activity - 2026-01.docx
@@ -1635,6 +1635,174 @@
                 <w:color w:val="006DB6"/>
                 <w:sz w:val="28"/>
               </w:rPr>
+              <w:t xml:space="preserve">  Compliance Alignment</w:t>
+            </w:r>
+          </w:p>
+        </w:tc>
+      </w:tr>
+    </w:tbl>
+    <w:p>
+      <w:pPr>
+        <w:spacing w:after="160"/>
+      </w:pPr>
+      <w:r>
+        <w:rPr>
+          <w:rFonts w:ascii="Open Sans" w:hAnsi="Open Sans"/>
+          <w:b w:val="0"/>
+          <w:i w:val="0"/>
+          <w:color w:val="59595B"/>
+          <w:sz w:val="22"/>
+        </w:rPr>
+        <w:t>This client's industry classification is Professional Services / Consulting. Based on that classification, the data Technijian's stack is helping protect is most likely characterized as: Client confidential / Internal PII.</w:t>
+      </w:r>
+    </w:p>
+    <w:p>
+      <w:pPr>
+        <w:spacing w:after="160"/>
+      </w:pPr>
+      <w:r>
+        <w:rPr>
+          <w:rFonts w:ascii="Open Sans" w:hAnsi="Open Sans"/>
+          <w:b w:val="0"/>
+          <w:i w:val="0"/>
+          <w:color w:val="59595B"/>
+          <w:sz w:val="21"/>
+        </w:rPr>
+        <w:t>Technijian's internal India team inherits the same security and compliance posture as the rest of the MSP — SOC 2 controls applied where customer contracts require attestation, plus general California privacy obligations for any California-resident data the team accesses while providing support.</w:t>
+      </w:r>
+    </w:p>
+    <w:p>
+      <w:pPr>
+        <w:spacing w:after="160"/>
+      </w:pPr>
+      <w:r>
+        <w:rPr>
+          <w:rFonts w:ascii="Open Sans" w:hAnsi="Open Sans"/>
+          <w:b/>
+          <w:i w:val="0"/>
+          <w:color w:val="1A1A2E"/>
+          <w:sz w:val="22"/>
+        </w:rPr>
+        <w:t>How Technijian's monitoring stack supports each framework:</w:t>
+      </w:r>
+    </w:p>
+    <w:p>
+      <w:pPr>
+        <w:pStyle w:val="ListBullet"/>
+        <w:spacing w:after="80"/>
+      </w:pPr>
+      <w:r>
+        <w:rPr>
+          <w:rFonts w:ascii="Open Sans" w:hAnsi="Open Sans"/>
+          <w:b/>
+          <w:i w:val="0"/>
+          <w:color w:val="1A1A2E"/>
+          <w:sz w:val="22"/>
+        </w:rPr>
+        <w:t xml:space="preserve">SOC 2 (if customer-required): </w:t>
+      </w:r>
+      <w:r>
+        <w:rPr>
+          <w:rFonts w:ascii="Open Sans" w:hAnsi="Open Sans"/>
+          <w:b w:val="0"/>
+          <w:i w:val="0"/>
+          <w:color w:val="59595B"/>
+          <w:sz w:val="22"/>
+        </w:rPr>
+        <w:t>the same continuous-monitoring artifacts (these monthly reports) are the evidence base most enterprise customers ask for during vendor SOC 2 reviews.</w:t>
+      </w:r>
+    </w:p>
+    <w:p>
+      <w:pPr>
+        <w:pStyle w:val="ListBullet"/>
+        <w:spacing w:after="80"/>
+      </w:pPr>
+      <w:r>
+        <w:rPr>
+          <w:rFonts w:ascii="Open Sans" w:hAnsi="Open Sans"/>
+          <w:b/>
+          <w:i w:val="0"/>
+          <w:color w:val="1A1A2E"/>
+          <w:sz w:val="22"/>
+        </w:rPr>
+        <w:t xml:space="preserve">California CCPA: </w:t>
+      </w:r>
+      <w:r>
+        <w:rPr>
+          <w:rFonts w:ascii="Open Sans" w:hAnsi="Open Sans"/>
+          <w:b w:val="0"/>
+          <w:i w:val="0"/>
+          <w:color w:val="59595B"/>
+          <w:sz w:val="22"/>
+        </w:rPr>
+        <w:t>breach-detection and incident-response capabilities support CCPA §1798.150 reasonable-security obligations and the 72-hour notification window for incidents involving California-resident PII.</w:t>
+      </w:r>
+    </w:p>
+    <w:p>
+      <w:pPr>
+        <w:spacing w:after="160"/>
+      </w:pPr>
+      <w:r>
+        <w:rPr>
+          <w:rFonts w:ascii="Open Sans" w:hAnsi="Open Sans"/>
+          <w:b w:val="0"/>
+          <w:i w:val="0"/>
+          <w:color w:val="59595B"/>
+          <w:sz w:val="19"/>
+        </w:rPr>
+        <w:t>This classification was generated automatically from the client's name and contact-domain signals. If the industry or compliance scope shown here doesn't match your operations, please reply to this report and we'll update the classification — Technijian's team can also produce a deeper compliance-posture report on request.</w:t>
+      </w:r>
+    </w:p>
+    <w:tbl>
+      <w:tblPr>
+        <w:tblW w:type="auto" w:w="0"/>
+        <w:tblLayout w:type="fixed"/>
+        <w:tblLook w:firstColumn="1" w:firstRow="1" w:lastColumn="0" w:lastRow="0" w:noHBand="0" w:noVBand="1" w:val="04A0"/>
+      </w:tblPr>
+      <w:tblGrid>
+        <w:gridCol w:w="94"/>
+        <w:gridCol w:w="8976"/>
+      </w:tblGrid>
+      <w:tr>
+        <w:tc>
+          <w:tcPr>
+            <w:tcW w:type="dxa" w:w="94"/>
+            <w:shd w:val="clear" w:color="auto" w:fill="006DB6"/>
+            <w:tcBorders>
+              <w:top w:val="nil"/>
+              <w:left w:val="nil"/>
+              <w:bottom w:val="nil"/>
+              <w:right w:val="nil"/>
+              <w:insideH w:val="nil"/>
+              <w:insideV w:val="nil"/>
+            </w:tcBorders>
+          </w:tcPr>
+          <w:p/>
+        </w:tc>
+        <w:tc>
+          <w:tcPr>
+            <w:tcW w:type="dxa" w:w="8976"/>
+            <w:tcBorders>
+              <w:top w:val="nil"/>
+              <w:left w:val="nil"/>
+              <w:bottom w:val="nil"/>
+              <w:right w:val="nil"/>
+              <w:insideH w:val="nil"/>
+              <w:insideV w:val="nil"/>
+            </w:tcBorders>
+          </w:tcPr>
+          <w:p>
+            <w:pPr>
+              <w:spacing w:before="80" w:after="80"/>
+            </w:pPr>
+            <w:r>
+              <w:rPr>
+                <w:rFonts w:ascii="Open Sans" w:hAnsi="Open Sans"/>
+                <w:b/>
+                <w:i w:val="0"/>
+                <w:color w:val="006DB6"/>
+                <w:sz w:val="28"/>
+              </w:rPr>
               <w:t xml:space="preserve">  Recommendations</w:t>
             </w:r>
           </w:p>
@@ -1750,7 +1918,7 @@
           <w:color w:val="59595B"/>
           <w:sz w:val="22"/>
         </w:rPr>
-        <w:t>Report generated 2026-05-02 19:02 for client 'Technijian-India' covering January 2026 (installations between the 1st and last day of the month, UTC).</w:t>
+        <w:t>Report generated 2026-05-02 19:04 for client 'Technijian-India' covering January 2026 (installations between the 1st and last day of the month, UTC).</w:t>
       </w:r>
     </w:p>
     <w:p>

--- a/clients/technijian-ind/me_ec/reports/Technijian-India - ME EC Patch Activity - 2026-01.docx
+++ b/clients/technijian-ind/me_ec/reports/Technijian-India - ME EC Patch Activity - 2026-01.docx
@@ -1918,7 +1918,7 @@
           <w:color w:val="59595B"/>
           <w:sz w:val="22"/>
         </w:rPr>
-        <w:t>Report generated 2026-05-02 19:04 for client 'Technijian-India' covering January 2026 (installations between the 1st and last day of the month, UTC).</w:t>
+        <w:t>Report generated 2026-05-02 20:00 for client 'Technijian-India' covering January 2026 (installations between the 1st and last day of the month, UTC).</w:t>
       </w:r>
     </w:p>
     <w:p>
